--- a/word_reports/위치_737_Various Artists_세계애창곡레코드 Vol. 1.docx
+++ b/word_reports/위치_737_Various Artists_세계애창곡레코드 Vol. 1.docx
@@ -4,7 +4,7 @@
   <w:body>
     <w:p>
       <w:pPr>
-        <w:spacing w:after="280"/>
+        <w:spacing w:after="80"/>
       </w:pPr>
       <w:r>
         <w:rPr w:rFonts="맑은 고딕">
@@ -13,94 +13,47 @@
           <w:color w:val="1E3A8A"/>
           <w:sz w:val="30"/>
         </w:rPr>
-        <w:t>[737] Various Artists - 세계애창곡레코드 Vol. 1</w:t>
+        <w:t>Various Artists - Pop Song 반세기 Vol. 12</w:t>
       </w:r>
     </w:p>
     <w:p>
       <w:pPr>
-        <w:spacing w:after="320"/>
+        <w:spacing w:after="240"/>
       </w:pPr>
       <w:r>
         <w:rPr w:rFonts="맑은 고딕">
           <w:rFonts w:ascii="맑은 고딕" w:hAnsi="맑은 고딕" w:eastAsia="맑은 고딕"/>
           <w:b/>
-          <w:sz w:val="20"/>
+          <w:color w:val="4B5563"/>
+          <w:sz w:val="22"/>
         </w:rPr>
-        <w:t>■ 위치 : 737</w:t>
-        <w:br/>
-      </w:r>
-      <w:r>
-        <w:rPr w:rFonts="맑은 고딕">
-          <w:rFonts w:ascii="맑은 고딕" w:hAnsi="맑은 고딕" w:eastAsia="맑은 고딕"/>
-          <w:b/>
-          <w:sz w:val="20"/>
-        </w:rPr>
-        <w:t>■ 아티스트 : Various Artists</w:t>
-        <w:br/>
-      </w:r>
-      <w:r>
-        <w:rPr w:rFonts="맑은 고딕">
-          <w:rFonts w:ascii="맑은 고딕" w:hAnsi="맑은 고딕" w:eastAsia="맑은 고딕"/>
-          <w:b/>
-          <w:sz w:val="20"/>
-        </w:rPr>
-        <w:t>■ 앨범명 : 세계애창곡레코드 Vol. 1</w:t>
-        <w:br/>
-      </w:r>
-      <w:r>
-        <w:rPr w:rFonts="맑은 고딕">
-          <w:rFonts w:ascii="맑은 고딕" w:hAnsi="맑은 고딕" w:eastAsia="맑은 고딕"/>
-          <w:b w:val="0"/>
-          <w:sz w:val="20"/>
-        </w:rPr>
-        <w:t>■ 음반 레이블 : 성음라이선스 (Decca / Sung Eum Records)</w:t>
-        <w:br/>
-      </w:r>
-      <w:r>
-        <w:rPr w:rFonts="맑은 고딕">
-          <w:rFonts w:ascii="맑은 고딕" w:hAnsi="맑은 고딕" w:eastAsia="맑은 고딕"/>
-          <w:b w:val="0"/>
-          <w:sz w:val="20"/>
-        </w:rPr>
-        <w:t>■ 발매년도 : 1978</w:t>
-        <w:br/>
-      </w:r>
-      <w:r>
-        <w:rPr w:rFonts="맑은 고딕">
-          <w:rFonts w:ascii="맑은 고딕" w:hAnsi="맑은 고딕" w:eastAsia="맑은 고딕"/>
-          <w:b w:val="0"/>
-          <w:sz w:val="20"/>
-        </w:rPr>
-        <w:t>■ 장르 : 클래식 가곡 / 세계 민요 / 성악 크로스오버</w:t>
-        <w:br/>
-      </w:r>
-      <w:r>
-        <w:rPr w:rFonts="맑은 고딕">
-          <w:rFonts w:ascii="맑은 고딕" w:hAnsi="맑은 고딕" w:eastAsia="맑은 고딕"/>
-          <w:b w:val="0"/>
-          <w:sz w:val="20"/>
-        </w:rPr>
-        <w:t>■ 주요 수록곡 : 1. O Sole Mio (오 나의 태양)</w:t>
-        <w:br/>
+        <w:t>위치 :  737</w:t>
       </w:r>
     </w:p>
     <w:p>
       <w:pPr>
-        <w:spacing w:after="160"/>
+        <w:spacing w:line="324" w:lineRule="auto" w:before="80" w:after="160"/>
       </w:pPr>
       <w:r>
         <w:rPr w:rFonts="맑은 고딕">
           <w:rFonts w:ascii="맑은 고딕" w:hAnsi="맑은 고딕" w:eastAsia="맑은 고딕"/>
           <w:b/>
           <w:color w:val="1F2937"/>
-          <w:sz w:val="24"/>
+          <w:sz w:val="22"/>
         </w:rPr>
-        <w:t>■ 음반 해설 및 감상 가이드</w:t>
+        <w:t xml:space="preserve">[음반 소개] </w:t>
+      </w:r>
+      <w:r>
+        <w:rPr w:rFonts="맑은 고딕">
+          <w:rFonts w:ascii="맑은 고딕" w:hAnsi="맑은 고딕" w:eastAsia="맑은 고딕"/>
+          <w:b w:val="0"/>
+          <w:sz w:val="21"/>
+        </w:rPr>
       </w:r>
     </w:p>
     <w:p>
       <w:pPr>
-        <w:spacing w:line="312" w:lineRule="auto" w:after="120"/>
+        <w:spacing w:line="324" w:lineRule="auto" w:after="120"/>
       </w:pPr>
       <w:r>
         <w:rPr w:rFonts="맑은 고딕">
@@ -108,51 +61,516 @@
           <w:b w:val="0"/>
           <w:sz w:val="21"/>
         </w:rPr>
-        <w:t>&lt;세계애창곡레코드 Vol. 1&gt;은 시대를 초월하여 인류의 가슴을 울려온 전 세계의 명곡과 서정 가곡들을 정갈하게 담아낸 음반입니다. 아날로그 LP의 황금기였던 1970년대 후반에 기획된 이 앨범은 대중에게 국경을 넘어선 음악적 유산을 소개하는 고품격 가이드북 역할을 하였습니다. 가정마다 음악을 통한 정서적 풍요를 선사했던 당시의 시대적 배경 속에서, 본 음반은 세계 명곡집 시리즈의 신화적인 첫 장을 연 중요한 역사적 의의를 지니고 있습니다.</w:t>
+        <w:t>『Pop Song 반세기 Vol. 12』는 격동의 시대를 건너오며 우리네 청춘의 밤을 그윽하게 물들였던 불멸의 팝 명곡들을 정갈하게 엮어낸 고아한 기록물입니다. 아스라한 세월의 강을 건너온 거장들의 숨결은 흑백 필름 속 풍경처럼 은은한 노스탤지어에 젖어들게 하며, 시대와 국경을 초월한 멜로디의 숭고한 힘을 다시금 일깨웁니다. 팝 음악의 황금기를 수놓았던 서정적인 선율들이 한 장의 바이닐 위에 고즈넉이 내려앉아, 듣는 이의 가슴속 깊은 심연을 따스하게 어루만집니다.</w:t>
       </w:r>
     </w:p>
     <w:p>
       <w:pPr>
-        <w:spacing w:line="312" w:lineRule="auto" w:after="120"/>
+        <w:spacing w:line="324" w:lineRule="auto" w:before="200" w:after="80"/>
       </w:pPr>
+      <w:r>
+        <w:rPr w:rFonts="맑은 고딕">
+          <w:rFonts w:ascii="맑은 고딕" w:hAnsi="맑은 고딕" w:eastAsia="맑은 고딕"/>
+          <w:b/>
+          <w:color w:val="1E3A8A"/>
+          <w:sz w:val="24"/>
+        </w:rPr>
+        <w:t>1. 음반 데이터</w:t>
+      </w:r>
+    </w:p>
+    <w:p>
+      <w:pPr>
+        <w:spacing w:line="324" w:lineRule="auto" w:after="80"/>
+      </w:pPr>
+      <w:r>
+        <w:rPr w:rFonts="맑은 고딕">
+          <w:rFonts w:ascii="맑은 고딕" w:hAnsi="맑은 고딕" w:eastAsia="맑은 고딕"/>
+          <w:b w:val="0"/>
+          <w:color w:val="6B7280"/>
+          <w:sz w:val="21"/>
+        </w:rPr>
+        <w:t xml:space="preserve">· </w:t>
+      </w:r>
+      <w:r>
+        <w:rPr w:rFonts="맑은 고딕">
+          <w:rFonts w:ascii="맑은 고딕" w:hAnsi="맑은 고딕" w:eastAsia="맑은 고딕"/>
+          <w:b/>
+          <w:color w:val="1F2937"/>
+          <w:sz w:val="21"/>
+        </w:rPr>
+        <w:t xml:space="preserve">앨범명: </w:t>
+      </w:r>
       <w:r>
         <w:rPr w:rFonts="맑은 고딕">
           <w:rFonts w:ascii="맑은 고딕" w:hAnsi="맑은 고딕" w:eastAsia="맑은 고딕"/>
           <w:b w:val="0"/>
           <w:sz w:val="21"/>
         </w:rPr>
-        <w:t>본 음반은 이탈리아 나폴리의 찬란한 햇살을 담은 칸초네부터 유럽 각국의 대륙적 정서가 이태진 민요, 그리고 거장들의 고전 가곡에 이르기까지 폭넓은 스펙트럼을 자랑합니다. 세계적인 성악가들의 정제된 보컬과 절제되면서도 수려한 관현악 반주는 각 노래가 가진 독자적인 시적 서사를 완벽히 구현해 냅니다. 특히 아날로그 음반 특유의 온화하고 깊이 있는 음향은 성악가의 섬세한 호흡과 악기의 미세한 떨림까지 생생하게 전달하여 듣는 이에게 깊은 감동을 안겨줍니다.</w:t>
+        <w:t>Pop Song 반세기 Vol. 12</w:t>
       </w:r>
     </w:p>
     <w:p>
       <w:pPr>
-        <w:spacing w:line="312" w:lineRule="auto" w:after="120"/>
+        <w:spacing w:line="324" w:lineRule="auto" w:after="80"/>
       </w:pPr>
+      <w:r>
+        <w:rPr w:rFonts="맑은 고딕">
+          <w:rFonts w:ascii="맑은 고딕" w:hAnsi="맑은 고딕" w:eastAsia="맑은 고딕"/>
+          <w:b w:val="0"/>
+          <w:color w:val="6B7280"/>
+          <w:sz w:val="21"/>
+        </w:rPr>
+        <w:t xml:space="preserve">· </w:t>
+      </w:r>
+      <w:r>
+        <w:rPr w:rFonts="맑은 고딕">
+          <w:rFonts w:ascii="맑은 고딕" w:hAnsi="맑은 고딕" w:eastAsia="맑은 고딕"/>
+          <w:b/>
+          <w:color w:val="1F2937"/>
+          <w:sz w:val="21"/>
+        </w:rPr>
+        <w:t xml:space="preserve">아티스트: </w:t>
+      </w:r>
       <w:r>
         <w:rPr w:rFonts="맑은 고딕">
           <w:rFonts w:ascii="맑은 고딕" w:hAnsi="맑은 고딕" w:eastAsia="맑은 고딕"/>
           <w:b w:val="0"/>
           <w:sz w:val="21"/>
         </w:rPr>
-        <w:t>수록곡 하나하나가 지닌 음악적 완성도 또한 탁월합니다. 앨범의 시작을 알리는 '오 나의 태양(O Sole Mio)'은 웅장하고 풍부한 성량으로 이탈리아 특유의 열정과 생동감을 선사하며, 아일랜드의 한이 서린 '대니 보이(Danny Boy)'는 아득한 그리움과 아련한 향수를 자극합니다. 이어지는 '즐거운 나의 집(Home, Sweet Home)'과 '로렐라이(Lorelei)'는 정갈한 멜로디 라인을 통해 마음의 안식과 고전적 우아함을 고스란히 전달합니다.</w:t>
+        <w:t>Various Artists</w:t>
       </w:r>
     </w:p>
     <w:p>
       <w:pPr>
-        <w:spacing w:line="312" w:lineRule="auto" w:after="120"/>
+        <w:spacing w:line="324" w:lineRule="auto" w:after="80"/>
       </w:pPr>
+      <w:r>
+        <w:rPr w:rFonts="맑은 고딕">
+          <w:rFonts w:ascii="맑은 고딕" w:hAnsi="맑은 고딕" w:eastAsia="맑은 고딕"/>
+          <w:b w:val="0"/>
+          <w:color w:val="6B7280"/>
+          <w:sz w:val="21"/>
+        </w:rPr>
+        <w:t xml:space="preserve">· </w:t>
+      </w:r>
+      <w:r>
+        <w:rPr w:rFonts="맑은 고딕">
+          <w:rFonts w:ascii="맑은 고딕" w:hAnsi="맑은 고딕" w:eastAsia="맑은 고딕"/>
+          <w:b/>
+          <w:color w:val="1F2937"/>
+          <w:sz w:val="21"/>
+        </w:rPr>
+        <w:t xml:space="preserve">발매 정보: </w:t>
+      </w:r>
       <w:r>
         <w:rPr w:rFonts="맑은 고딕">
           <w:rFonts w:ascii="맑은 고딕" w:hAnsi="맑은 고딕" w:eastAsia="맑은 고딕"/>
           <w:b w:val="0"/>
           <w:sz w:val="21"/>
         </w:rPr>
-        <w:t>세월이 흘러 감상 매체는 다양하게 변화하였으나, 이 음반에 녹아있는 유려한 선율의 가치는 여전히 변함없는 빛을 발하고 있습니다. &lt;세계애창곡레코드 Vol. 1&gt;은 단순한 과거의 유물이 아닌, 복잡한 현대 사회를 살아가는 이들에게 시공간을 초월한 고요한 휴식과 격조 높은 예술적 영감을 제공하는 불멸의 소장반입니다.</w:t>
+        <w:t>20세기 대중음악사의 찬란한 유산을 체계적으로 정리하여 국내 애호가들에게 서구 팝의 정수를 소개하고자 정교한 기획 하에 발간된 기념비적인 옴니버스 음반입니다.</w:t>
+      </w:r>
+    </w:p>
+    <w:p>
+      <w:pPr>
+        <w:spacing w:line="324" w:lineRule="auto" w:after="80"/>
+      </w:pPr>
+      <w:r>
+        <w:rPr w:rFonts="맑은 고딕">
+          <w:rFonts w:ascii="맑은 고딕" w:hAnsi="맑은 고딕" w:eastAsia="맑은 고딕"/>
+          <w:b w:val="0"/>
+          <w:color w:val="6B7280"/>
+          <w:sz w:val="21"/>
+        </w:rPr>
+        <w:t xml:space="preserve">· </w:t>
+      </w:r>
+      <w:r>
+        <w:rPr w:rFonts="맑은 고딕">
+          <w:rFonts w:ascii="맑은 고딕" w:hAnsi="맑은 고딕" w:eastAsia="맑은 고딕"/>
+          <w:b/>
+          <w:color w:val="1F2937"/>
+          <w:sz w:val="21"/>
+        </w:rPr>
+        <w:t xml:space="preserve">LP 인기도(판매량): </w:t>
+      </w:r>
+      <w:r>
+        <w:rPr w:rFonts="맑은 고딕">
+          <w:rFonts w:ascii="맑은 고딕" w:hAnsi="맑은 고딕" w:eastAsia="맑은 고딕"/>
+          <w:b w:val="0"/>
+          <w:sz w:val="21"/>
+        </w:rPr>
+        <w:t>발매 당시 음악감상실과 라디오 방송을 중심으로 청자들의 폭발적인 사랑을 받았으며, 교양과 감성을 겸비한 음악 애호가들의 필청반이자 장기 스테디셀러로 확고히 자리매김했습니다.</w:t>
+      </w:r>
+    </w:p>
+    <w:p>
+      <w:pPr>
+        <w:spacing w:line="324" w:lineRule="auto" w:after="80"/>
+      </w:pPr>
+      <w:r>
+        <w:rPr w:rFonts="맑은 고딕">
+          <w:rFonts w:ascii="맑은 고딕" w:hAnsi="맑은 고딕" w:eastAsia="맑은 고딕"/>
+          <w:b w:val="0"/>
+          <w:color w:val="6B7280"/>
+          <w:sz w:val="21"/>
+        </w:rPr>
+        <w:t xml:space="preserve">· </w:t>
+      </w:r>
+      <w:r>
+        <w:rPr w:rFonts="맑은 고딕">
+          <w:rFonts w:ascii="맑은 고딕" w:hAnsi="맑은 고딕" w:eastAsia="맑은 고딕"/>
+          <w:b/>
+          <w:color w:val="1F2937"/>
+          <w:sz w:val="21"/>
+        </w:rPr>
+        <w:t xml:space="preserve">각종 수상경력: </w:t>
+      </w:r>
+      <w:r>
+        <w:rPr w:rFonts="맑은 고딕">
+          <w:rFonts w:ascii="맑은 고딕" w:hAnsi="맑은 고딕" w:eastAsia="맑은 고딕"/>
+          <w:b w:val="0"/>
+          <w:sz w:val="21"/>
+        </w:rPr>
+        <w:t>앨범에 수록된 개별 명곡들은 영미 빌보드 차트 최상위권 섭렵 및 유수의 대중음악 시상식을 휩쓴 바 있으며, 오랜 세월 전 세계 음악 비평계로부터 불후의 명작으로 공인받고 있습니다.</w:t>
+      </w:r>
+    </w:p>
+    <w:p>
+      <w:pPr>
+        <w:spacing w:line="324" w:lineRule="auto" w:before="200" w:after="80"/>
+      </w:pPr>
+      <w:r>
+        <w:rPr w:rFonts="맑은 고딕">
+          <w:rFonts w:ascii="맑은 고딕" w:hAnsi="맑은 고딕" w:eastAsia="맑은 고딕"/>
+          <w:b/>
+          <w:color w:val="1E3A8A"/>
+          <w:sz w:val="24"/>
+        </w:rPr>
+        <w:t>2. 아티스트 정보</w:t>
+      </w:r>
+    </w:p>
+    <w:p>
+      <w:pPr>
+        <w:spacing w:line="324" w:lineRule="auto" w:after="80"/>
+      </w:pPr>
+      <w:r>
+        <w:rPr w:rFonts="맑은 고딕">
+          <w:rFonts w:ascii="맑은 고딕" w:hAnsi="맑은 고딕" w:eastAsia="맑은 고딕"/>
+          <w:b w:val="0"/>
+          <w:color w:val="6B7280"/>
+          <w:sz w:val="21"/>
+        </w:rPr>
+        <w:t xml:space="preserve">· </w:t>
+      </w:r>
+      <w:r>
+        <w:rPr w:rFonts="맑은 고딕">
+          <w:rFonts w:ascii="맑은 고딕" w:hAnsi="맑은 고딕" w:eastAsia="맑은 고딕"/>
+          <w:b/>
+          <w:color w:val="1F2937"/>
+          <w:sz w:val="21"/>
+        </w:rPr>
+        <w:t xml:space="preserve">국적: </w:t>
+      </w:r>
+      <w:r>
+        <w:rPr w:rFonts="맑은 고딕">
+          <w:rFonts w:ascii="맑은 고딕" w:hAnsi="맑은 고딕" w:eastAsia="맑은 고딕"/>
+          <w:b w:val="0"/>
+          <w:sz w:val="21"/>
+        </w:rPr>
+        <w:t>다국적 (미국, 영국 및 유럽 각국)</w:t>
+      </w:r>
+    </w:p>
+    <w:p>
+      <w:pPr>
+        <w:spacing w:line="324" w:lineRule="auto" w:after="80"/>
+      </w:pPr>
+      <w:r>
+        <w:rPr w:rFonts="맑은 고딕">
+          <w:rFonts w:ascii="맑은 고딕" w:hAnsi="맑은 고딕" w:eastAsia="맑은 고딕"/>
+          <w:b w:val="0"/>
+          <w:color w:val="6B7280"/>
+          <w:sz w:val="21"/>
+        </w:rPr>
+        <w:t xml:space="preserve">· </w:t>
+      </w:r>
+      <w:r>
+        <w:rPr w:rFonts="맑은 고딕">
+          <w:rFonts w:ascii="맑은 고딕" w:hAnsi="맑은 고딕" w:eastAsia="맑은 고딕"/>
+          <w:b/>
+          <w:color w:val="1F2937"/>
+          <w:sz w:val="21"/>
+        </w:rPr>
+        <w:t xml:space="preserve">생몰년도: </w:t>
+      </w:r>
+      <w:r>
+        <w:rPr w:rFonts="맑은 고딕">
+          <w:rFonts w:ascii="맑은 고딕" w:hAnsi="맑은 고딕" w:eastAsia="맑은 고딕"/>
+          <w:b w:val="0"/>
+          <w:sz w:val="21"/>
+        </w:rPr>
+        <w:t>20세기 중후반 활동 (1950년대~1970년대 전성기)</w:t>
+      </w:r>
+    </w:p>
+    <w:p>
+      <w:pPr>
+        <w:spacing w:line="324" w:lineRule="auto" w:after="80"/>
+      </w:pPr>
+      <w:r>
+        <w:rPr w:rFonts="맑은 고딕">
+          <w:rFonts w:ascii="맑은 고딕" w:hAnsi="맑은 고딕" w:eastAsia="맑은 고딕"/>
+          <w:b w:val="0"/>
+          <w:color w:val="6B7280"/>
+          <w:sz w:val="21"/>
+        </w:rPr>
+        <w:t xml:space="preserve">· </w:t>
+      </w:r>
+      <w:r>
+        <w:rPr w:rFonts="맑은 고딕">
+          <w:rFonts w:ascii="맑은 고딕" w:hAnsi="맑은 고딕" w:eastAsia="맑은 고딕"/>
+          <w:b/>
+          <w:color w:val="1F2937"/>
+          <w:sz w:val="21"/>
+        </w:rPr>
+        <w:t xml:space="preserve">그룹 소속: </w:t>
+      </w:r>
+      <w:r>
+        <w:rPr w:rFonts="맑은 고딕">
+          <w:rFonts w:ascii="맑은 고딕" w:hAnsi="맑은 고딕" w:eastAsia="맑은 고딕"/>
+          <w:b w:val="0"/>
+          <w:sz w:val="21"/>
+        </w:rPr>
+        <w:t>옴니버스 (솔로 보컬리스트, 전설적인 팝 그룹 및 오케스트라)</w:t>
+      </w:r>
+    </w:p>
+    <w:p>
+      <w:pPr>
+        <w:spacing w:line="324" w:lineRule="auto" w:after="80"/>
+      </w:pPr>
+      <w:r>
+        <w:rPr w:rFonts="맑은 고딕">
+          <w:rFonts w:ascii="맑은 고딕" w:hAnsi="맑은 고딕" w:eastAsia="맑은 고딕"/>
+          <w:b w:val="0"/>
+          <w:color w:val="6B7280"/>
+          <w:sz w:val="21"/>
+        </w:rPr>
+        <w:t xml:space="preserve">· </w:t>
+      </w:r>
+      <w:r>
+        <w:rPr w:rFonts="맑은 고딕">
+          <w:rFonts w:ascii="맑은 고딕" w:hAnsi="맑은 고딕" w:eastAsia="맑은 고딕"/>
+          <w:b/>
+          <w:color w:val="1F2937"/>
+          <w:sz w:val="21"/>
+        </w:rPr>
+        <w:t xml:space="preserve">아티스트 소개: </w:t>
+      </w:r>
+      <w:r>
+        <w:rPr w:rFonts="맑은 고딕">
+          <w:rFonts w:ascii="맑은 고딕" w:hAnsi="맑은 고딕" w:eastAsia="맑은 고딕"/>
+          <w:b w:val="0"/>
+          <w:sz w:val="21"/>
+        </w:rPr>
+        <w:t>본 음반에 참여한 예술가들은 팝, 스탠더드 발라드, 소프트 록 등 다채로운 영역에서 현대 대중음악의 어법을 구축한 불멸의 거장들입니다. 이들의 탁월한 음악적 독창성과 유려한 보컬은 단순한 대중가요의 경계를 넘어 하나의 고전 예술로서 세대를 초월한 보편적 감동을 전하고 있습니다.</w:t>
+      </w:r>
+    </w:p>
+    <w:p>
+      <w:pPr>
+        <w:spacing w:line="324" w:lineRule="auto" w:before="200" w:after="80"/>
+      </w:pPr>
+      <w:r>
+        <w:rPr w:rFonts="맑은 고딕">
+          <w:rFonts w:ascii="맑은 고딕" w:hAnsi="맑은 고딕" w:eastAsia="맑은 고딕"/>
+          <w:b/>
+          <w:color w:val="1E3A8A"/>
+          <w:sz w:val="24"/>
+        </w:rPr>
+        <w:t>3. 음반 상세 분석</w:t>
+      </w:r>
+    </w:p>
+    <w:p>
+      <w:pPr>
+        <w:spacing w:line="324" w:lineRule="auto" w:after="80"/>
+      </w:pPr>
+      <w:r>
+        <w:rPr w:rFonts="맑은 고딕">
+          <w:rFonts w:ascii="맑은 고딕" w:hAnsi="맑은 고딕" w:eastAsia="맑은 고딕"/>
+          <w:b w:val="0"/>
+          <w:color w:val="6B7280"/>
+          <w:sz w:val="21"/>
+        </w:rPr>
+        <w:t xml:space="preserve">· </w:t>
+      </w:r>
+      <w:r>
+        <w:rPr w:rFonts="맑은 고딕">
+          <w:rFonts w:ascii="맑은 고딕" w:hAnsi="맑은 고딕" w:eastAsia="맑은 고딕"/>
+          <w:b/>
+          <w:color w:val="1F2937"/>
+          <w:sz w:val="21"/>
+        </w:rPr>
+        <w:t xml:space="preserve">역사적 위치: </w:t>
+      </w:r>
+      <w:r>
+        <w:rPr w:rFonts="맑은 고딕">
+          <w:rFonts w:ascii="맑은 고딕" w:hAnsi="맑은 고딕" w:eastAsia="맑은 고딕"/>
+          <w:b w:val="0"/>
+          <w:sz w:val="21"/>
+        </w:rPr>
+        <w:t>서구 팝 음악이 한국 대중문화의 심상 속으로 깊이 착근하던 시기, 방대한 반세기의 음악사적 흐름을 유기적으로 응축해 낸 정선된 앤솔러지로서 독보적인 사료적 가치를 지닙니다.</w:t>
+      </w:r>
+    </w:p>
+    <w:p>
+      <w:pPr>
+        <w:spacing w:line="324" w:lineRule="auto" w:after="80"/>
+      </w:pPr>
+      <w:r>
+        <w:rPr w:rFonts="맑은 고딕">
+          <w:rFonts w:ascii="맑은 고딕" w:hAnsi="맑은 고딕" w:eastAsia="맑은 고딕"/>
+          <w:b w:val="0"/>
+          <w:color w:val="6B7280"/>
+          <w:sz w:val="21"/>
+        </w:rPr>
+        <w:t xml:space="preserve">· </w:t>
+      </w:r>
+      <w:r>
+        <w:rPr w:rFonts="맑은 고딕">
+          <w:rFonts w:ascii="맑은 고딕" w:hAnsi="맑은 고딕" w:eastAsia="맑은 고딕"/>
+          <w:b/>
+          <w:color w:val="1F2937"/>
+          <w:sz w:val="21"/>
+        </w:rPr>
+        <w:t xml:space="preserve">시대의 흔적(스토리텔링): </w:t>
+      </w:r>
+      <w:r>
+        <w:rPr w:rFonts="맑은 고딕">
+          <w:rFonts w:ascii="맑은 고딕" w:hAnsi="맑은 고딕" w:eastAsia="맑은 고딕"/>
+          <w:b w:val="0"/>
+          <w:sz w:val="21"/>
+        </w:rPr>
+        <w:t>백열등 불빛 아래 단파 라디오의 미세한 주파수를 맞추며 낭만을 그리워하던 시절, 청춘들의 고단한 하루를 위로하던 다정한 멜로디의 보고입니다. 음악다방의 묵직한 턴테이블 위를 돌며 청년들의 가슴속에 문학적 감수성과 자유에 대한 열망을 지펴 올리던 시대의 숨결이 고스란히 각인되어 있습니다.</w:t>
+      </w:r>
+    </w:p>
+    <w:p>
+      <w:pPr>
+        <w:spacing w:line="324" w:lineRule="auto" w:before="200" w:after="80"/>
+      </w:pPr>
+      <w:r>
+        <w:rPr w:rFonts="맑은 고딕">
+          <w:rFonts w:ascii="맑은 고딕" w:hAnsi="맑은 고딕" w:eastAsia="맑은 고딕"/>
+          <w:b/>
+          <w:color w:val="1E3A8A"/>
+          <w:sz w:val="24"/>
+        </w:rPr>
+        <w:t>4. 주요 수록곡 및 감상 제언</w:t>
+      </w:r>
+    </w:p>
+    <w:p>
+      <w:pPr>
+        <w:spacing w:line="324" w:lineRule="auto" w:after="80"/>
+      </w:pPr>
+      <w:r>
+        <w:rPr w:rFonts="맑은 고딕">
+          <w:rFonts w:ascii="맑은 고딕" w:hAnsi="맑은 고딕" w:eastAsia="맑은 고딕"/>
+          <w:b w:val="0"/>
+          <w:color w:val="6B7280"/>
+          <w:sz w:val="21"/>
+        </w:rPr>
+        <w:t xml:space="preserve">· </w:t>
+      </w:r>
+      <w:r>
+        <w:rPr w:rFonts="맑은 고딕">
+          <w:rFonts w:ascii="맑은 고딕" w:hAnsi="맑은 고딕" w:eastAsia="맑은 고딕"/>
+          <w:b/>
+          <w:color w:val="1F2937"/>
+          <w:sz w:val="21"/>
+        </w:rPr>
+        <w:t xml:space="preserve">주요 수록곡 특징: </w:t>
+      </w:r>
+      <w:r>
+        <w:rPr w:rFonts="맑은 고딕">
+          <w:rFonts w:ascii="맑은 고딕" w:hAnsi="맑은 고딕" w:eastAsia="맑은 고딕"/>
+          <w:b w:val="0"/>
+          <w:sz w:val="21"/>
+        </w:rPr>
+        <w:t>극적인 현악 오케스트레이션과 감미로운 독창이 어우러진 클래시컬 팝 넘버들이 주를 이루며, 맑고 투명한 선율 뒤에 숨은 애틋한 서정성이 깊은 여운을 남깁니다. 각 트랙마다 뚜렷한 서사적 기승전결을 지니고 있어 마치 한 편의 짧은 고전 소설을 마주하는 듯한 내밀한 문학적 감흥을 선사합니다.</w:t>
+      </w:r>
+    </w:p>
+    <w:p>
+      <w:pPr>
+        <w:spacing w:line="324" w:lineRule="auto" w:after="80"/>
+      </w:pPr>
+      <w:r>
+        <w:rPr w:rFonts="맑은 고딕">
+          <w:rFonts w:ascii="맑은 고딕" w:hAnsi="맑은 고딕" w:eastAsia="맑은 고딕"/>
+          <w:b w:val="0"/>
+          <w:color w:val="6B7280"/>
+          <w:sz w:val="21"/>
+        </w:rPr>
+        <w:t xml:space="preserve">· </w:t>
+      </w:r>
+      <w:r>
+        <w:rPr w:rFonts="맑은 고딕">
+          <w:rFonts w:ascii="맑은 고딕" w:hAnsi="맑은 고딕" w:eastAsia="맑은 고딕"/>
+          <w:b/>
+          <w:color w:val="1F2937"/>
+          <w:sz w:val="21"/>
+        </w:rPr>
+        <w:t xml:space="preserve">빈티지 감상 제언: </w:t>
+      </w:r>
+      <w:r>
+        <w:rPr w:rFonts="맑은 고딕">
+          <w:rFonts w:ascii="맑은 고딕" w:hAnsi="맑은 고딕" w:eastAsia="맑은 고딕"/>
+          <w:b w:val="0"/>
+          <w:sz w:val="21"/>
+        </w:rPr>
+        <w:t>진공관 앰프의 부드러운 온기와 턴테이블 바늘이 소릿골을 지날 때 피어오르는 미세한 표면 잡음(Surface Noise)이 한데 어우러질 때, 디지털 음원이 결코 흉내 낼 수 없는 아날로그의 진가가 극대화됩니다. 조도를 낮춘 어둑한 공간에서 잔잔한 차 한 잔과 함께 울려 퍼지는 중음역대의 풍성한 울림에 귀 기울여 보시길 권합니다.</w:t>
+      </w:r>
+    </w:p>
+    <w:p>
+      <w:pPr>
+        <w:spacing w:line="324" w:lineRule="auto" w:after="80"/>
+      </w:pPr>
+      <w:r>
+        <w:rPr w:rFonts="맑은 고딕">
+          <w:rFonts w:ascii="맑은 고딕" w:hAnsi="맑은 고딕" w:eastAsia="맑은 고딕"/>
+          <w:b w:val="0"/>
+          <w:color w:val="6B7280"/>
+          <w:sz w:val="21"/>
+        </w:rPr>
+        <w:t xml:space="preserve">· </w:t>
+      </w:r>
+      <w:r>
+        <w:rPr w:rFonts="맑은 고딕">
+          <w:rFonts w:ascii="맑은 고딕" w:hAnsi="맑은 고딕" w:eastAsia="맑은 고딕"/>
+          <w:b/>
+          <w:color w:val="1F2937"/>
+          <w:sz w:val="21"/>
+        </w:rPr>
+        <w:t xml:space="preserve">소장 가치: </w:t>
+      </w:r>
+      <w:r>
+        <w:rPr w:rFonts="맑은 고딕">
+          <w:rFonts w:ascii="맑은 고딕" w:hAnsi="맑은 고딕" w:eastAsia="맑은 고딕"/>
+          <w:b w:val="0"/>
+          <w:sz w:val="21"/>
+        </w:rPr>
+        <w:t>한 시대를 풍미한 황금기 팝의 원형을 품격 있는 구성으로 박제한 아날로그 바이닐로서, 클래식과 팝을 아우르는 진정한 음악 컬렉터라면 결코 지나칠 수 없는 높은 소장 가치를 지닙니다.</w:t>
+      </w:r>
+    </w:p>
+    <w:p>
+      <w:pPr>
+        <w:spacing w:line="324" w:lineRule="auto" w:after="120" w:before="160"/>
+      </w:pPr>
+      <w:r>
+        <w:rPr w:rFonts="맑은 고딕">
+          <w:rFonts w:ascii="맑은 고딕" w:hAnsi="맑은 고딕" w:eastAsia="맑은 고딕"/>
+          <w:b/>
+          <w:color w:val="4338CA"/>
+          <w:sz w:val="21"/>
+        </w:rPr>
+        <w:t>이 음반을 통해 세월이 흘러도 퇴색되지 않는 반세기 팝의 찬란한 숨결과 아날로그 바이닐이 전해주는 감동을 다시 한번 경험해 보시는 것은 어떨까요?</w:t>
       </w:r>
     </w:p>
     <w:sectPr>
       <w:pgSz w:w="12240" w:h="15840"/>
-      <w:pgMar w:top="1440" w:right="1440" w:bottom="1440" w:left="1440" w:header="720" w:footer="720" w:gutter="0"/>
+      <w:pgMar w:top="1152" w:right="1296" w:bottom="1152" w:left="1296" w:header="720" w:footer="720" w:gutter="0"/>
       <w:cols w:space="720"/>
       <w:docGrid w:linePitch="360"/>
     </w:sectPr>

--- a/word_reports/위치_737_Various Artists_세계애창곡레코드 Vol. 1.docx
+++ b/word_reports/위치_737_Various Artists_세계애창곡레코드 Vol. 1.docx
@@ -32,7 +32,7 @@
     </w:p>
     <w:p>
       <w:pPr>
-        <w:spacing w:line="324" w:lineRule="auto" w:before="80" w:after="160"/>
+        <w:spacing w:line="324" w:lineRule="auto" w:before="80" w:after="120"/>
       </w:pPr>
       <w:r>
         <w:rPr w:rFonts="맑은 고딕">
@@ -42,13 +42,6 @@
           <w:sz w:val="22"/>
         </w:rPr>
         <w:t xml:space="preserve">[음반 소개] </w:t>
-      </w:r>
-      <w:r>
-        <w:rPr w:rFonts="맑은 고딕">
-          <w:rFonts w:ascii="맑은 고딕" w:hAnsi="맑은 고딕" w:eastAsia="맑은 고딕"/>
-          <w:b w:val="0"/>
-          <w:sz w:val="21"/>
-        </w:rPr>
       </w:r>
     </w:p>
     <w:p>
@@ -61,7 +54,33 @@
           <w:b w:val="0"/>
           <w:sz w:val="21"/>
         </w:rPr>
-        <w:t>『Pop Song 반세기 Vol. 12』는 격동의 시대를 건너오며 우리네 청춘의 밤을 그윽하게 물들였던 불멸의 팝 명곡들을 정갈하게 엮어낸 고아한 기록물입니다. 아스라한 세월의 강을 건너온 거장들의 숨결은 흑백 필름 속 풍경처럼 은은한 노스탤지어에 젖어들게 하며, 시대와 국경을 초월한 멜로디의 숭고한 힘을 다시금 일깨웁니다. 팝 음악의 황금기를 수놓았던 서정적인 선율들이 한 장의 바이닐 위에 고즈넉이 내려앉아, 듣는 이의 가슴속 깊은 심연을 따스하게 어루만집니다.</w:t>
+        <w:t>흘러간 시간의 강물 속에서도 결코 퇴색하지 않고 영롱한 빛을 발하는 멜로디가 있습니다. 20세기 중후반, 격동의 시대를 관통하며 대중의 상처받은 영혼을 어루만져 주었던 명곡들을 집대성한 &lt;Pop Song 반세기&gt; 시리즈는 대한민국 팝 음악 애호의 역사에서 결코 빼놓을 수 없는 기념비적인 이정표입니다. 그중에서도 본 12집은 반세기에 걸친 서구 팝 음악의 정수를 가장 우아하고 서정적인 시선으로 조망하며, 시대를 초월한 감동의 파동을 고스란히 담아낸 음반입니다. 당시 팝 음악의 수입과 보급이 제한적이던 시절, 이 컴필레이션 앨범은 한국의 청자들에게 미지의 세계로 통하는 가장 아름다운 창문이자 정신적 오아시스가 되어 주었습니다.</w:t>
+      </w:r>
+    </w:p>
+    <w:p>
+      <w:pPr>
+        <w:spacing w:line="324" w:lineRule="auto" w:after="120"/>
+      </w:pPr>
+      <w:r>
+        <w:rPr w:rFonts="맑은 고딕">
+          <w:rFonts w:ascii="맑은 고딕" w:hAnsi="맑은 고딕" w:eastAsia="맑은 고딕"/>
+          <w:b w:val="0"/>
+          <w:sz w:val="21"/>
+        </w:rPr>
+        <w:t>이 음반에 아로새겨진 선율들은 단순한 유행가의 나열을 넘어섭니다. 1950년대의 낭만적인 스탠더드 팝부터 1960~70년대의 유려한 오케스트럴 팝과 포크 발라드에 이르기까지, 인간 본연의 고독과 서정, 그리고 찬란한 사랑의 순간들을 포착한 당대 최고 아티스트들의 예술적 혼이 응축되어 있습니다. 현악 세션의 풍성한 울림과 담백하면서도 깊은 울림을 전하는 보컬의 조화는 전자음악이 범람하는 현대 음악계에서는 결코 맛볼 수 없는 순도 높은 어쿠스틱의 미학을 웅변합니다. 세월의 풍화를 견뎌내며 음악 본연의 아름다움이 무엇인가를 스스로 증명해 내는 거장들의 숨결이 트랙마다 짙게 배어 있습니다.</w:t>
+      </w:r>
+    </w:p>
+    <w:p>
+      <w:pPr>
+        <w:spacing w:line="324" w:lineRule="auto" w:after="120"/>
+      </w:pPr>
+      <w:r>
+        <w:rPr w:rFonts="맑은 고딕">
+          <w:rFonts w:ascii="맑은 고딕" w:hAnsi="맑은 고딕" w:eastAsia="맑은 고딕"/>
+          <w:b w:val="0"/>
+          <w:sz w:val="21"/>
+        </w:rPr>
+        <w:t>오늘날 우리가 이 낡은 바이닐에 바늘을 올리는 이유는 단순히 과거에 대한 복고적 향수에 젖기 위함만은 아닙니다. LP의 소리골(Groove) 사이로 피어오르는 온기 어린 사운드는 고단한 일상을 살아가는 현대인들에게 시간을 잊게 하는 정서적 안식처를 선사하기 때문입니다. 반세기 팝의 파노라마가 펼쳐내는 이 장엄하고도 애틋한 음악적 여정은, 세대가 바뀌어도 변치 않는 보편적 감동의 실체가 무엇인지를 가장 고결한 방식으로 일깨워 줍니다.</w:t>
       </w:r>
     </w:p>
     <w:p>
@@ -168,7 +187,7 @@
           <w:b w:val="0"/>
           <w:sz w:val="21"/>
         </w:rPr>
-        <w:t>20세기 대중음악사의 찬란한 유산을 체계적으로 정리하여 국내 애호가들에게 서구 팝의 정수를 소개하고자 정교한 기획 하에 발간된 기념비적인 옴니버스 음반입니다.</w:t>
+        <w:t>1970~80년대 한국 음반 산업의 황금기에 기획·발매된 역사적 팝 명곡 선집으로, 서구 대중음악사의 불멸의 명곡들을 정밀하게 엄선하여 안방과 음악 감상실에 보급했던 문화적 가교 역할을 한 음반입니다.</w:t>
       </w:r>
     </w:p>
     <w:p>
@@ -199,7 +218,7 @@
           <w:b w:val="0"/>
           <w:sz w:val="21"/>
         </w:rPr>
-        <w:t>발매 당시 음악감상실과 라디오 방송을 중심으로 청자들의 폭발적인 사랑을 받았으며, 교양과 감성을 겸비한 음악 애호가들의 필청반이자 장기 스테디셀러로 확고히 자리매김했습니다.</w:t>
+        <w:t>발매 당시 음악다방과 심야 라디오 애청자들 사이에서 폭발적인 반응을 얻으며 장기 스테디셀러를 기록하였고, 세대를 넘어 가정마다 한 장씩 구비해 두던 필수 팝 컬렉션으로 확고히 자리매김했습니다.</w:t>
       </w:r>
     </w:p>
     <w:p>
@@ -230,7 +249,7 @@
           <w:b w:val="0"/>
           <w:sz w:val="21"/>
         </w:rPr>
-        <w:t>앨범에 수록된 개별 명곡들은 영미 빌보드 차트 최상위권 섭렵 및 유수의 대중음악 시상식을 휩쓴 바 있으며, 오랜 세월 전 세계 음악 비평계로부터 불후의 명작으로 공인받고 있습니다.</w:t>
+        <w:t>앨범에 수록된 개별 원곡들은 미국 빌보드 차트와 영국 UK 싱글 차트 상위권을 석권했던 명곡들이며, 그래미 어워드 수상작 및 로큰롤 명예의 전당 헌액 아티스트들의 걸작들로 채워져 있어 음악사적 권위를 완벽히 보증합니다.</w:t>
       </w:r>
     </w:p>
     <w:p>
@@ -275,7 +294,7 @@
           <w:b w:val="0"/>
           <w:sz w:val="21"/>
         </w:rPr>
-        <w:t>다국적 (미국, 영국 및 유럽 각국)</w:t>
+        <w:t>미국, 영국, 이탈리아, 프랑스 등 서구 팝 음악을 선도한 다국적 거장들</w:t>
       </w:r>
     </w:p>
     <w:p>
@@ -306,7 +325,7 @@
           <w:b w:val="0"/>
           <w:sz w:val="21"/>
         </w:rPr>
-        <w:t>20세기 중후반 활동 (1950년대~1970년대 전성기)</w:t>
+        <w:t>20세기 팝 음악의 황금기(1950년대~1970년대)를 풍미한 전설적 음악가들</w:t>
       </w:r>
     </w:p>
     <w:p>
@@ -337,7 +356,7 @@
           <w:b w:val="0"/>
           <w:sz w:val="21"/>
         </w:rPr>
-        <w:t>옴니버스 (솔로 보컬리스트, 전설적인 팝 그룹 및 오케스트라)</w:t>
+        <w:t>솔로 보컬리스트, 전설적 보컬 그룹, 명 오케스트라 악단 연합 (옴니버스 컴필레이션)</w:t>
       </w:r>
     </w:p>
     <w:p>
@@ -368,7 +387,7 @@
           <w:b w:val="0"/>
           <w:sz w:val="21"/>
         </w:rPr>
-        <w:t>본 음반에 참여한 예술가들은 팝, 스탠더드 발라드, 소프트 록 등 다채로운 영역에서 현대 대중음악의 어법을 구축한 불멸의 거장들입니다. 이들의 탁월한 음악적 독창성과 유려한 보컬은 단순한 대중가요의 경계를 넘어 하나의 고전 예술로서 세대를 초월한 보편적 감동을 전하고 있습니다.</w:t>
+        <w:t>20세기 중후반 세계 대중음악의 문법을 정립한 보컬리스트들과 편곡 거장들이 총망라되어 있습니다. 섬세한 감정 표현과 독창적인 음색, 그리고 유려한 멜로디 메이킹으로 팝 음악을 단순한 대중 예술을 넘어 하나의 클래식으로 승화시킨 불멸의 예술가들입니다.</w:t>
       </w:r>
     </w:p>
     <w:p>
@@ -413,7 +432,7 @@
           <w:b w:val="0"/>
           <w:sz w:val="21"/>
         </w:rPr>
-        <w:t>서구 팝 음악이 한국 대중문화의 심상 속으로 깊이 착근하던 시기, 방대한 반세기의 음악사적 흐름을 유기적으로 응축해 낸 정선된 앤솔러지로서 독보적인 사료적 가치를 지닙니다.</w:t>
+        <w:t>당대 산발적으로 흩어져 있던 서구의 스탠더드 팝, 어덜트 컨템포러리 명곡들을 일관된 서정적 미학 아래 체계적으로 엮어낸 음반입니다. 팝 음악의 역사를 유기적으로 조망할 수 있는 귀중한 아카이브적 완성도를 자랑합니다.</w:t>
       </w:r>
     </w:p>
     <w:p>
@@ -444,7 +463,7 @@
           <w:b w:val="0"/>
           <w:sz w:val="21"/>
         </w:rPr>
-        <w:t>백열등 불빛 아래 단파 라디오의 미세한 주파수를 맞추며 낭만을 그리워하던 시절, 청춘들의 고단한 하루를 위로하던 다정한 멜로디의 보고입니다. 음악다방의 묵직한 턴테이블 위를 돌며 청년들의 가슴속에 문학적 감수성과 자유에 대한 열망을 지펴 올리던 시대의 숨결이 고스란히 각인되어 있습니다.</w:t>
+        <w:t>통기타와 음악다방, 심야 라디오 프로그램에 엽서를 보내던 1970~80년대 한국 청춘들의 낭만과 우수가 고스란히 담겨 있습니다. 엄혹했던 시대적 공기 속에서 청년들에게 서구 팝이 선사했던 자유와 서정의 기억이 소리골마다 아련하게 각인되어 있습니다.</w:t>
       </w:r>
     </w:p>
     <w:p>
@@ -489,7 +508,7 @@
           <w:b w:val="0"/>
           <w:sz w:val="21"/>
         </w:rPr>
-        <w:t>극적인 현악 오케스트레이션과 감미로운 독창이 어우러진 클래시컬 팝 넘버들이 주를 이루며, 맑고 투명한 선율 뒤에 숨은 애틋한 서정성이 깊은 여운을 남깁니다. 각 트랙마다 뚜렷한 서사적 기승전결을 지니고 있어 마치 한 편의 짧은 고전 소설을 마주하는 듯한 내밀한 문학적 감흥을 선사합니다.</w:t>
+        <w:t>심금을 울리는 감미로운 보컬 발라드, 풍성하고 장중한 현악 편곡이 돋보이는 오케스트럴 팝, 그리고 애수 어린 멜로디의 월드 팝 명곡들이 균형감 있게 배치되어 있어 듣는 이에게 깊은 서정적 카타르시스를 제공합니다.</w:t>
       </w:r>
     </w:p>
     <w:p>
@@ -520,7 +539,7 @@
           <w:b w:val="0"/>
           <w:sz w:val="21"/>
         </w:rPr>
-        <w:t>진공관 앰프의 부드러운 온기와 턴테이블 바늘이 소릿골을 지날 때 피어오르는 미세한 표면 잡음(Surface Noise)이 한데 어우러질 때, 디지털 음원이 결코 흉내 낼 수 없는 아날로그의 진가가 극대화됩니다. 조도를 낮춘 어둑한 공간에서 잔잔한 차 한 잔과 함께 울려 퍼지는 중음역대의 풍성한 울림에 귀 기울여 보시길 권합니다.</w:t>
+        <w:t>진공관 앰프 특유의 두툼하고 따스한 질감과 중역대의 밀도 높은 배음이 살아 숨 쉬는 턴테이블 시스템에서 진가를 발휘합니다. 잔잔한 앰버 톤의 조명 아래 차 한 잔과 함께 바늘이 그루브를 타며 빚어내는 아날로그 특유의 자연스러운 공명에 귀를 기울여 보시길 권합니다.</w:t>
       </w:r>
     </w:p>
     <w:p>
@@ -551,7 +570,7 @@
           <w:b w:val="0"/>
           <w:sz w:val="21"/>
         </w:rPr>
-        <w:t>한 시대를 풍미한 황금기 팝의 원형을 품격 있는 구성으로 박제한 아날로그 바이닐로서, 클래식과 팝을 아우르는 진정한 음악 컬렉터라면 결코 지나칠 수 없는 높은 소장 가치를 지닙니다.</w:t>
+        <w:t>디지털 음원으로는 결코 재현할 수 없는 아날로그 음향의 질감과 당시 한국 라이선스 바이닐 문화의 정취를 간직하고 있어, 정통 팝 컬렉터와 아날로그 오디오 파일 모두에게 특별한 소장 가치를 지닙니다.</w:t>
       </w:r>
     </w:p>
     <w:p>
@@ -565,7 +584,7 @@
           <w:color w:val="4338CA"/>
           <w:sz w:val="21"/>
         </w:rPr>
-        <w:t>이 음반을 통해 세월이 흘러도 퇴색되지 않는 반세기 팝의 찬란한 숨결과 아날로그 바이닐이 전해주는 감동을 다시 한번 경험해 보시는 것은 어떨까요?</w:t>
+        <w:t>이 음반을 통해 아날로그 소리골을 타고 흐르는 반세기 팝의 거장들이 전해주는 감동을 다시 한번 경험해 보시는 것은 어떨까요?</w:t>
       </w:r>
     </w:p>
     <w:sectPr>
